--- a/MECH151_techDesign/designPortfolio/MECH151_Semester_Design_Portfolio_Template.docx
+++ b/MECH151_techDesign/designPortfolio/MECH151_Semester_Design_Portfolio_Template.docx
@@ -203,7 +203,7 @@
       </w:pPr>
       <w:r>
         <w:rPr/>
-        <w:t>These instructions apply to every unit's files. Your completed portfolio — all four units together — is submitted as a single package through Lamaku (the course LMS), and is worth 50% of your course grade per the syllabus grading policy.</w:t>
+        <w:t>These instructions apply to every unit's files. Your completed portfolio — all three units together — is submitted directly to the instructor by email, and is worth 50% of your course grade per the syllabus grading policy.</w:t>
       </w:r>
     </w:p>
     <w:p>
@@ -246,7 +246,7 @@
       </w:pPr>
       <w:r>
         <w:rPr/>
-        <w:t>A neutral exchange copy of each part and assembly in STEP format (.step or .stp), consistent with the CAD/CAM data translation practices covered in Unit 2.</w:t>
+        <w:t>A neutral exchange copy of each part and assembly in STEP format (.step or .stp), consistent with the CAD/CAM data translation practices covered in Unit 1.</w:t>
       </w:r>
     </w:p>
     <w:p>
@@ -332,7 +332,7 @@
       </w:pPr>
       <w:r>
         <w:rPr/>
-        <w:t>Organize your submission into one folder per unit — Unit1_CADFundamentals, Unit2_CADAdvanced, Unit3_DFA, Unit4_DFM — each containing that unit's native files, STEP exports, and drawing PDFs.</w:t>
+        <w:t>Organize your submission into one folder per unit — Unit1_CADFundamentals, Unit2_DFA, Unit3_DFM — each containing that unit's native files, STEP exports, and drawing PDFs.</w:t>
       </w:r>
     </w:p>
     <w:p>
@@ -375,7 +375,7 @@
       </w:pPr>
       <w:r>
         <w:rPr/>
-        <w:t>Compress your complete portfolio folder (all four units) into a single .zip file before uploading.</w:t>
+        <w:t>Compress your complete portfolio folder (all three units) into a single .zip file before uploading.</w:t>
       </w:r>
     </w:p>
     <w:p>
@@ -390,7 +390,7 @@
       </w:pPr>
       <w:r>
         <w:rPr/>
-        <w:t>Submit the .zip through Lamaku as your Design Portfolio submission by the due date announced in class and on the syllabus.</w:t>
+        <w:t>Email the .zip to kainanis@hawaii.edu as your Design Portfolio submission — either as a direct attachment, or through the UH FileDrop service (hawaii.edu/filedrop, recommended since a full portfolio .zip is usually too large for email) addressed to the same email — by the due date announced in class and on the syllabus.</w:t>
       </w:r>
     </w:p>
     <w:p>
@@ -444,7 +444,7 @@
       </w:pPr>
       <w:r>
         <w:rPr/>
-        <w:t>This template tracks your design work across all four units of MECH 151. Each unit follows the same three-part structure:</w:t>
+        <w:t>This template tracks your design work across all three units of MECH 151. Each unit follows the same three-part structure:</w:t>
       </w:r>
     </w:p>
     <w:p>
@@ -713,7 +713,7 @@
                 <w:b w:val="false"/>
                 <w:bCs w:val="false"/>
               </w:rPr>
-              <w:t>Controlled sketches, a multiview drawing, and a first fully parametric part model.</w:t>
+              <w:t>Controlled sketches, a multiview drawing (with section and auxiliary views as needed), and a first fully parametric part model with correctly configured templates.</w:t>
             </w:r>
           </w:p>
         </w:tc>
@@ -742,7 +742,7 @@
                 <w:b w:val="false"/>
                 <w:bCs w:val="false"/>
               </w:rPr>
-              <w:t>Unit 1 Quiz — Week 7</w:t>
+              <w:t>Unit 1 Quiz — Week 8</w:t>
             </w:r>
           </w:p>
         </w:tc>
@@ -774,7 +774,7 @@
                 <w:b/>
                 <w:bCs/>
               </w:rPr>
-              <w:t>Unit 2 — CAD Advanced</w:t>
+              <w:t>Unit 2 — Design for Assembly (DFA)</w:t>
             </w:r>
           </w:p>
         </w:tc>
@@ -803,7 +803,7 @@
                 <w:b w:val="false"/>
                 <w:bCs w:val="false"/>
               </w:rPr>
-              <w:t>A fully detailed production drawing with section and auxiliary views, fastener callouts, and tolerances.</w:t>
+              <w:t>Correctly called-out thread and fastener notes, a multi-part assembly model with an exploded assembly drawing and BOM, plus a documented design revision.</w:t>
             </w:r>
           </w:p>
         </w:tc>
@@ -832,7 +832,7 @@
                 <w:b w:val="false"/>
                 <w:bCs w:val="false"/>
               </w:rPr>
-              <w:t>Unit 2 Quiz — Week 10</w:t>
+              <w:t>Unit 2 Quiz — Week 11</w:t>
             </w:r>
           </w:p>
         </w:tc>
@@ -864,7 +864,7 @@
                 <w:b/>
                 <w:bCs/>
               </w:rPr>
-              <w:t>Unit 3 — Design for Assembly (DFA)</w:t>
+              <w:t>Unit 3 — Design for Manufacturing (DFM)</w:t>
             </w:r>
           </w:p>
         </w:tc>
@@ -893,7 +893,7 @@
                 <w:b w:val="false"/>
                 <w:bCs w:val="false"/>
               </w:rPr>
-              <w:t>A multi-part assembly model with an exploded assembly drawing and BOM, plus a documented design revision.</w:t>
+              <w:t>Correctly stated tolerances and fits, manufacturing-ready files, and GD&amp;T documentation demonstrating your design-for-manufacturing reasoning.</w:t>
             </w:r>
           </w:p>
         </w:tc>
@@ -922,97 +922,7 @@
                 <w:b w:val="false"/>
                 <w:bCs w:val="false"/>
               </w:rPr>
-              <w:t>Unit 3 Quiz — Week 13</w:t>
-            </w:r>
-          </w:p>
-        </w:tc>
-      </w:tr>
-      <w:tr>
-        <w:trPr/>
-        <w:tc>
-          <w:tcPr>
-            <w:tcW w:w="2215" w:type="dxa"/>
-            <w:tcBorders>
-              <w:top w:val="single" w:sz="4" w:space="0" w:color="BFBFBF"/>
-              <w:start w:val="single" w:sz="4" w:space="0" w:color="BFBFBF"/>
-              <w:bottom w:val="single" w:sz="4" w:space="0" w:color="BFBFBF"/>
-              <w:end w:val="single" w:sz="4" w:space="0" w:color="BFBFBF"/>
-            </w:tcBorders>
-            <w:shd w:color="auto" w:fill="F2F2F2" w:val="clear"/>
-            <w:tcMar>
-              <w:top w:w="120" w:type="dxa"/>
-              <w:bottom w:w="120" w:type="dxa"/>
-            </w:tcMar>
-          </w:tcPr>
-          <w:p>
-            <w:pPr>
-              <w:pStyle w:val="Normal"/>
-              <w:rPr/>
-            </w:pPr>
-            <w:r>
-              <w:rPr>
-                <w:b/>
-                <w:bCs/>
-              </w:rPr>
-              <w:t>Unit 4 — Design for Manufacturing (DFM)</w:t>
-            </w:r>
-          </w:p>
-        </w:tc>
-        <w:tc>
-          <w:tcPr>
-            <w:tcW w:w="5649" w:type="dxa"/>
-            <w:tcBorders>
-              <w:top w:val="single" w:sz="4" w:space="0" w:color="BFBFBF"/>
-              <w:start w:val="single" w:sz="4" w:space="0" w:color="BFBFBF"/>
-              <w:bottom w:val="single" w:sz="4" w:space="0" w:color="BFBFBF"/>
-              <w:end w:val="single" w:sz="4" w:space="0" w:color="BFBFBF"/>
-            </w:tcBorders>
-            <w:shd w:color="auto" w:fill="FFFFFF" w:val="clear"/>
-            <w:tcMar>
-              <w:top w:w="120" w:type="dxa"/>
-              <w:bottom w:w="120" w:type="dxa"/>
-            </w:tcMar>
-          </w:tcPr>
-          <w:p>
-            <w:pPr>
-              <w:pStyle w:val="Normal"/>
-              <w:rPr/>
-            </w:pPr>
-            <w:r>
-              <w:rPr>
-                <w:b w:val="false"/>
-                <w:bCs w:val="false"/>
-              </w:rPr>
-              <w:t>Manufacturing-ready files and GD&amp;T documentation demonstrating your design-for-manufacturing reasoning.</w:t>
-            </w:r>
-          </w:p>
-        </w:tc>
-        <w:tc>
-          <w:tcPr>
-            <w:tcW w:w="2216" w:type="dxa"/>
-            <w:tcBorders>
-              <w:top w:val="single" w:sz="4" w:space="0" w:color="BFBFBF"/>
-              <w:start w:val="single" w:sz="4" w:space="0" w:color="BFBFBF"/>
-              <w:bottom w:val="single" w:sz="4" w:space="0" w:color="BFBFBF"/>
-              <w:end w:val="single" w:sz="4" w:space="0" w:color="BFBFBF"/>
-            </w:tcBorders>
-            <w:shd w:color="auto" w:fill="FFFFFF" w:val="clear"/>
-            <w:tcMar>
-              <w:top w:w="120" w:type="dxa"/>
-              <w:bottom w:w="120" w:type="dxa"/>
-            </w:tcMar>
-          </w:tcPr>
-          <w:p>
-            <w:pPr>
-              <w:pStyle w:val="Normal"/>
-              <w:rPr/>
-            </w:pPr>
-            <w:r>
-              <w:rPr>
-                <w:b w:val="false"/>
-                <w:bCs w:val="false"/>
-              </w:rPr>
-              <w:t>Unit 4 Quiz — Week 16</w:t>
+              <w:t>Unit 3 Quiz — Week 16</w:t>
             </w:r>
           </w:p>
         </w:tc>
@@ -1082,7 +992,7 @@
           <w:b/>
           <w:bCs/>
         </w:rPr>
-        <w:t>Sketching, Views, and the First Parametric Model</w:t>
+        <w:t>Sketching, Views, CAD Configuration, and the First Parametric Model</w:t>
       </w:r>
     </w:p>
     <w:p>
@@ -1097,7 +1007,7 @@
           <w:iCs/>
           <w:color w:val="595959"/>
         </w:rPr>
-        <w:t>Build the drawing and modeling foundation every later unit depends on — how to lay out a controlled sketch, how to project a part into standard views, and how to turn that sketch into a parametric solid model.</w:t>
+        <w:t>Build the drawing and modeling foundation every later unit depends on — how to lay out a controlled sketch, how to project a part into standard and specialized views, how to configure your CAD environment, and how to turn that sketch into a parametric solid model.</w:t>
       </w:r>
     </w:p>
     <w:p>
@@ -1155,7 +1065,7 @@
       </w:pPr>
       <w:r>
         <w:rPr/>
-        <w:t>Parametric model captures clear design intent — deliberate feature order, stable references, features that edit and rebuild cleanly.</w:t>
+        <w:t xml:space="preserve">Section and auxiliary views are chosen and constructed correctly — full/half/offset sections where appropriate, and true-shape auxiliary views for inclined surfaces.</w:t>
       </w:r>
     </w:p>
     <w:p>
@@ -1170,7 +1080,7 @@
       </w:pPr>
       <w:r>
         <w:rPr/>
-        <w:t>Relevant measurable properties (area, centroid, moments of inertia, volume, mass, center of gravity) are understood and correctly applied where the design calls for them.</w:t>
+        <w:t xml:space="preserve">CAD software is configured consistently (templates, document settings, custom properties), and models translate cleanly to neutral exchange formats (e.g., STEP) when required.</w:t>
       </w:r>
     </w:p>
     <w:p>
@@ -1185,6 +1095,36 @@
       </w:pPr>
       <w:r>
         <w:rPr/>
+        <w:t>Parametric model captures clear design intent — deliberate feature order, stable references, features that edit and rebuild cleanly.</w:t>
+      </w:r>
+    </w:p>
+    <w:p>
+      <w:pPr>
+        <w:pStyle w:val="ListParagraph"/>
+        <w:numPr>
+          <w:ilvl w:val="0"/>
+          <w:numId w:val="1"/>
+        </w:numPr>
+        <w:spacing w:before="0" w:after="20"/>
+        <w:rPr/>
+      </w:pPr>
+      <w:r>
+        <w:rPr/>
+        <w:t>Relevant measurable properties (area, centroid, moments of inertia, volume, mass, center of gravity) are understood and correctly applied where the design calls for them.</w:t>
+      </w:r>
+    </w:p>
+    <w:p>
+      <w:pPr>
+        <w:pStyle w:val="ListParagraph"/>
+        <w:numPr>
+          <w:ilvl w:val="0"/>
+          <w:numId w:val="1"/>
+        </w:numPr>
+        <w:spacing w:before="0" w:after="20"/>
+        <w:rPr/>
+      </w:pPr>
+      <w:r>
+        <w:rPr/>
         <w:t>No single "right" feature tree is expected — the model is judged on captured intent, clean rebuilds, and editability.</w:t>
       </w:r>
     </w:p>
@@ -1199,7 +1139,7 @@
           <w:b/>
           <w:bCs/>
         </w:rPr>
-        <w:t>Assessment: Unit 1 Quiz — Week 7</w:t>
+        <w:t>Assessment: Unit 1 Quiz — Week 8</w:t>
       </w:r>
     </w:p>
     <w:p>
@@ -1821,7 +1761,7 @@
         <w:rPr>
           <w:color w:val="1F3864"/>
         </w:rPr>
-        <w:t>Unit 2 — CAD Advanced</w:t>
+        <w:t>Unit 2 — Design for Assembly (DFA)</w:t>
       </w:r>
     </w:p>
     <w:p>
@@ -1835,7 +1775,7 @@
           <w:b/>
           <w:bCs/>
         </w:rPr>
-        <w:t>Detailed Views, Fasteners, and Production Drawings</w:t>
+        <w:t>Threads, Fasteners, and Documenting Assemblies</w:t>
       </w:r>
     </w:p>
     <w:p>
@@ -1850,7 +1790,7 @@
           <w:iCs/>
           <w:color w:val="595959"/>
         </w:rPr>
-        <w:t>Move from a basic model to a documentation-ready one — the specialized views, thread and fastener callouts, tolerancing, and title-block practices that make a drawing something a shop can build from.</w:t>
+        <w:t>Represent threads and fasteners with correct callouts, then combine part models into working assemblies, document them the way a manufacturer expects, and apply the design principles that make an assembly easier and cheaper to put together.</w:t>
       </w:r>
     </w:p>
     <w:p>
@@ -1878,7 +1818,7 @@
       </w:pPr>
       <w:r>
         <w:rPr/>
-        <w:t>Correct choice and construction of section views (full, half, offset) and auxiliary views for inclined surfaces.</w:t>
+        <w:t xml:space="preserve">Threads and fasteners are represented and called out correctly (thread notes, class of fit, clearance/tap-drill holes sized appropriately).</w:t>
       </w:r>
     </w:p>
     <w:p>
@@ -1893,7 +1833,7 @@
       </w:pPr>
       <w:r>
         <w:rPr/>
-        <w:t>Threads and fasteners are represented and called out correctly.</w:t>
+        <w:t>Assembly is built with correct mates/constraints; components are positioned, aligned, and managed cleanly in the assembly tree.</w:t>
       </w:r>
     </w:p>
     <w:p>
@@ -1908,7 +1848,7 @@
       </w:pPr>
       <w:r>
         <w:rPr/>
-        <w:t>Drawing includes a complete title block, revision block, and basic bill-of-materials information.</w:t>
+        <w:t>Joining method(s) — fasteners, inserts, snap-fits, press fits, compliant/living hinges, or permanent joints — are chosen deliberately, with DFA trade-offs considered.</w:t>
       </w:r>
     </w:p>
     <w:p>
@@ -1923,7 +1863,7 @@
       </w:pPr>
       <w:r>
         <w:rPr/>
-        <w:t>Tolerancing (limit dimensions, fits) is applied appropriately and the drawing follows shared conventions (ASME Y14.5 / ISO).</w:t>
+        <w:t>Catalog/imported hardware (e.g., McMaster-Carr, TraceParts, GrabCAD) is brought in cleanly and carries a real part number in the BOM.</w:t>
       </w:r>
     </w:p>
     <w:p>
@@ -1938,7 +1878,37 @@
       </w:pPr>
       <w:r>
         <w:rPr/>
-        <w:t>CAD document settings/templates are used consistently; models translate cleanly to exchange formats (STEP, IGES, STL) where relevant.</w:t>
+        <w:t>Exploded view, balloons, and bill of materials are complete and easy to read.</w:t>
+      </w:r>
+    </w:p>
+    <w:p>
+      <w:pPr>
+        <w:pStyle w:val="ListParagraph"/>
+        <w:numPr>
+          <w:ilvl w:val="0"/>
+          <w:numId w:val="1"/>
+        </w:numPr>
+        <w:spacing w:before="0" w:after="20"/>
+        <w:rPr/>
+      </w:pPr>
+      <w:r>
+        <w:rPr/>
+        <w:t>DFA principles are applied — reduced part count, ease of assembly, tolerance stack-up considered.</w:t>
+      </w:r>
+    </w:p>
+    <w:p>
+      <w:pPr>
+        <w:pStyle w:val="ListParagraph"/>
+        <w:numPr>
+          <w:ilvl w:val="0"/>
+          <w:numId w:val="1"/>
+        </w:numPr>
+        <w:spacing w:before="0" w:after="20"/>
+        <w:rPr/>
+      </w:pPr>
+      <w:r>
+        <w:rPr/>
+        <w:t>A design review is documented: what was evaluated, what feedback was received, and how the assembly was revised in response.</w:t>
       </w:r>
     </w:p>
     <w:p>
@@ -1952,7 +1922,7 @@
           <w:b/>
           <w:bCs/>
         </w:rPr>
-        <w:t>Assessment: Unit 2 Quiz — Week 10</w:t>
+        <w:t>Assessment: Unit 2 Quiz — Week 11</w:t>
       </w:r>
     </w:p>
     <w:p>
@@ -2574,7 +2544,7 @@
         <w:rPr>
           <w:color w:val="1F3864"/>
         </w:rPr>
-        <w:t>Unit 3 — Design for Assembly (DFA)</w:t>
+        <w:t>Unit 3 — Design for Manufacturing (DFM)</w:t>
       </w:r>
     </w:p>
     <w:p>
@@ -2588,7 +2558,7 @@
           <w:b/>
           <w:bCs/>
         </w:rPr>
-        <w:t>Building and Documenting Assemblies</w:t>
+        <w:t>Tolerancing and From Model to Prototype</w:t>
       </w:r>
     </w:p>
     <w:p>
@@ -2603,7 +2573,7 @@
           <w:iCs/>
           <w:color w:val="595959"/>
         </w:rPr>
-        <w:t>Combine part models into working assemblies, document them the way a manufacturer expects, and apply the design principles that make an assembly easier and cheaper to put together.</w:t>
+        <w:t>State tolerances and fits appropriately, then close the loop from CAD model to physical part — preparing manufacturing-ready files, understanding what each process can and cannot make, and operating shop equipment safely to produce a prototype.</w:t>
       </w:r>
     </w:p>
     <w:p>
@@ -2631,7 +2601,7 @@
       </w:pPr>
       <w:r>
         <w:rPr/>
-        <w:t>Assembly is built with correct mates/constraints; components are positioned, aligned, and managed cleanly in the assembly tree.</w:t>
+        <w:t xml:space="preserve">Tolerances and fits (limit dimensions, plus/minus tolerances, fit classes) are applied appropriately and stated unambiguously.</w:t>
       </w:r>
     </w:p>
     <w:p>
@@ -2646,7 +2616,7 @@
       </w:pPr>
       <w:r>
         <w:rPr/>
-        <w:t>Joining method(s) — fasteners, inserts, snap-fits, press fits, compliant/living hinges, or permanent joints — are chosen deliberately, with DFA trade-offs considered.</w:t>
+        <w:t>GD&amp;T callouts (datums, feature control frames, form/orientation/location/profile/runout symbols, material condition modifiers) are correct and unambiguous.</w:t>
       </w:r>
     </w:p>
     <w:p>
@@ -2661,7 +2631,7 @@
       </w:pPr>
       <w:r>
         <w:rPr/>
-        <w:t>Catalog/imported hardware (e.g., McMaster-Carr, TraceParts, GrabCAD) is brought in cleanly and carries a real part number in the BOM.</w:t>
+        <w:t>Files are manufacturing-ready for the chosen process — correct export format, toolpaths/checks completed as applicable.</w:t>
       </w:r>
     </w:p>
     <w:p>
@@ -2676,7 +2646,7 @@
       </w:pPr>
       <w:r>
         <w:rPr/>
-        <w:t>Exploded view, balloons, and bill of materials are complete and easy to read.</w:t>
+        <w:t>Design decisions suit the selected process and material (additive, subtractive/CNC, or laser) — DFM considerations are addressed, not just described.</w:t>
       </w:r>
     </w:p>
     <w:p>
@@ -2691,22 +2661,7 @@
       </w:pPr>
       <w:r>
         <w:rPr/>
-        <w:t>DFA principles are applied — reduced part count, ease of assembly, tolerance stack-up considered.</w:t>
-      </w:r>
-    </w:p>
-    <w:p>
-      <w:pPr>
-        <w:pStyle w:val="ListParagraph"/>
-        <w:numPr>
-          <w:ilvl w:val="0"/>
-          <w:numId w:val="1"/>
-        </w:numPr>
-        <w:spacing w:before="0" w:after="20"/>
-        <w:rPr/>
-      </w:pPr>
-      <w:r>
-        <w:rPr/>
-        <w:t>A design review is documented: what was evaluated, what feedback was received, and how the assembly was revised in response.</w:t>
+        <w:t>Manufacturing-ready files are checked for completeness and consistency before hand-off — correct units, no missing tolerances or callouts, geometry consistent with the intended process.</w:t>
       </w:r>
     </w:p>
     <w:p>
@@ -2720,745 +2675,7 @@
           <w:b/>
           <w:bCs/>
         </w:rPr>
-        <w:t>Assessment: Unit 3 Quiz — Week 13</w:t>
-      </w:r>
-    </w:p>
-    <w:p>
-      <w:pPr>
-        <w:pStyle w:val="Heading2"/>
-        <w:spacing w:before="120" w:after="60"/>
-        <w:rPr/>
-      </w:pPr>
-      <w:r>
-        <w:rPr>
-          <w:color w:val="2E5E5E"/>
-        </w:rPr>
-        <w:t>Your Design — Demonstrating Proficiency</w:t>
-      </w:r>
-    </w:p>
-    <w:p>
-      <w:pPr>
-        <w:pStyle w:val="Normal"/>
-        <w:spacing w:before="0" w:after="100"/>
-        <w:rPr/>
-      </w:pPr>
-      <w:r>
-        <w:rPr/>
-        <w:t>Present an open-ended design of your own choosing that shows you can apply this unit's topics. Describe the problem or goal, your approach, and the reasoning behind your decisions — then support it with your model, drawing, or file evidence.</w:t>
-      </w:r>
-    </w:p>
-    <w:p>
-      <w:pPr>
-        <w:pStyle w:val="Heading3"/>
-        <w:spacing w:before="80" w:after="40"/>
-        <w:rPr/>
-      </w:pPr>
-      <w:r>
-        <w:rPr>
-          <w:b/>
-          <w:bCs/>
-        </w:rPr>
-        <w:t>Design Overview</w:t>
-      </w:r>
-    </w:p>
-    <w:tbl>
-      <w:tblPr>
-        <w:tblW w:w="5000" w:type="pct"/>
-        <w:jc w:val="start"/>
-        <w:tblInd w:w="0" w:type="dxa"/>
-        <w:tblLayout w:type="fixed"/>
-        <w:tblCellMar>
-          <w:top w:w="80" w:type="dxa"/>
-          <w:start w:w="200" w:type="dxa"/>
-          <w:bottom w:w="80" w:type="dxa"/>
-          <w:end w:w="200" w:type="dxa"/>
-        </w:tblCellMar>
-      </w:tblPr>
-      <w:tblGrid>
-        <w:gridCol w:w="10080"/>
-      </w:tblGrid>
-      <w:tr>
-        <w:trPr/>
-        <w:tc>
-          <w:tcPr>
-            <w:tcW w:w="10080" w:type="dxa"/>
-            <w:tcBorders>
-              <w:top w:val="single" w:sz="4" w:space="0" w:color="BFBFBF"/>
-              <w:start w:val="single" w:sz="4" w:space="0" w:color="BFBFBF"/>
-              <w:bottom w:val="single" w:sz="4" w:space="0" w:color="BFBFBF"/>
-              <w:end w:val="single" w:sz="4" w:space="0" w:color="BFBFBF"/>
-            </w:tcBorders>
-            <w:shd w:color="auto" w:fill="FAFAFA" w:val="clear"/>
-          </w:tcPr>
-          <w:p>
-            <w:pPr>
-              <w:pStyle w:val="Normal"/>
-              <w:spacing w:before="0" w:after="0"/>
-              <w:rPr/>
-            </w:pPr>
-            <w:r>
-              <w:rPr>
-                <w:i/>
-                <w:iCs/>
-                <w:color w:val="808080"/>
-              </w:rPr>
-              <w:t>Describe the part or assembly, the problem/requirement it addresses, and any objectives or constraints you set for it.</w:t>
-            </w:r>
-          </w:p>
-          <w:p>
-            <w:pPr>
-              <w:pStyle w:val="Normal"/>
-              <w:spacing w:before="0" w:after="120"/>
-              <w:rPr/>
-            </w:pPr>
-            <w:r>
-              <w:rPr/>
-            </w:r>
-          </w:p>
-        </w:tc>
-      </w:tr>
-    </w:tbl>
-    <w:p>
-      <w:pPr>
-        <w:pStyle w:val="Heading3"/>
-        <w:spacing w:before="80" w:after="40"/>
-        <w:rPr/>
-      </w:pPr>
-      <w:r>
-        <w:rPr>
-          <w:b/>
-          <w:bCs/>
-        </w:rPr>
-        <w:t>Design Approach &amp; Intent</w:t>
-      </w:r>
-    </w:p>
-    <w:tbl>
-      <w:tblPr>
-        <w:tblW w:w="5000" w:type="pct"/>
-        <w:jc w:val="start"/>
-        <w:tblInd w:w="0" w:type="dxa"/>
-        <w:tblLayout w:type="fixed"/>
-        <w:tblCellMar>
-          <w:top w:w="80" w:type="dxa"/>
-          <w:start w:w="200" w:type="dxa"/>
-          <w:bottom w:w="80" w:type="dxa"/>
-          <w:end w:w="200" w:type="dxa"/>
-        </w:tblCellMar>
-      </w:tblPr>
-      <w:tblGrid>
-        <w:gridCol w:w="10080"/>
-      </w:tblGrid>
-      <w:tr>
-        <w:trPr/>
-        <w:tc>
-          <w:tcPr>
-            <w:tcW w:w="10080" w:type="dxa"/>
-            <w:tcBorders>
-              <w:top w:val="single" w:sz="4" w:space="0" w:color="BFBFBF"/>
-              <w:start w:val="single" w:sz="4" w:space="0" w:color="BFBFBF"/>
-              <w:bottom w:val="single" w:sz="4" w:space="0" w:color="BFBFBF"/>
-              <w:end w:val="single" w:sz="4" w:space="0" w:color="BFBFBF"/>
-            </w:tcBorders>
-            <w:shd w:color="auto" w:fill="FAFAFA" w:val="clear"/>
-          </w:tcPr>
-          <w:p>
-            <w:pPr>
-              <w:pStyle w:val="Normal"/>
-              <w:spacing w:before="0" w:after="0"/>
-              <w:rPr/>
-            </w:pPr>
-            <w:r>
-              <w:rPr>
-                <w:i/>
-                <w:iCs/>
-                <w:color w:val="808080"/>
-              </w:rPr>
-              <w:t>Explain the key decisions behind your design — sketch/feature strategy, views chosen, tolerances, joining method, or manufacturing process, as applicable to this unit — and why.</w:t>
-            </w:r>
-          </w:p>
-          <w:p>
-            <w:pPr>
-              <w:pStyle w:val="Normal"/>
-              <w:spacing w:before="0" w:after="120"/>
-              <w:rPr/>
-            </w:pPr>
-            <w:r>
-              <w:rPr/>
-            </w:r>
-          </w:p>
-        </w:tc>
-      </w:tr>
-    </w:tbl>
-    <w:p>
-      <w:pPr>
-        <w:pStyle w:val="Heading3"/>
-        <w:spacing w:before="80" w:after="40"/>
-        <w:rPr/>
-      </w:pPr>
-      <w:r>
-        <w:rPr>
-          <w:b/>
-          <w:bCs/>
-        </w:rPr>
-        <w:t>Supporting Evidence</w:t>
-      </w:r>
-    </w:p>
-    <w:tbl>
-      <w:tblPr>
-        <w:tblW w:w="5000" w:type="pct"/>
-        <w:jc w:val="start"/>
-        <w:tblInd w:w="0" w:type="dxa"/>
-        <w:tblLayout w:type="fixed"/>
-        <w:tblCellMar>
-          <w:top w:w="160" w:type="dxa"/>
-          <w:start w:w="200" w:type="dxa"/>
-          <w:bottom w:w="160" w:type="dxa"/>
-          <w:end w:w="200" w:type="dxa"/>
-        </w:tblCellMar>
-      </w:tblPr>
-      <w:tblGrid>
-        <w:gridCol w:w="10080"/>
-      </w:tblGrid>
-      <w:tr>
-        <w:trPr/>
-        <w:tc>
-          <w:tcPr>
-            <w:tcW w:w="10080" w:type="dxa"/>
-            <w:tcBorders>
-              <w:top w:val="single" w:sz="4" w:space="0" w:color="BFBFBF"/>
-              <w:start w:val="single" w:sz="4" w:space="0" w:color="BFBFBF"/>
-              <w:bottom w:val="single" w:sz="4" w:space="0" w:color="BFBFBF"/>
-              <w:end w:val="single" w:sz="4" w:space="0" w:color="BFBFBF"/>
-            </w:tcBorders>
-            <w:shd w:color="auto" w:fill="F2F2F2" w:val="clear"/>
-            <w:vAlign w:val="center"/>
-          </w:tcPr>
-          <w:p>
-            <w:pPr>
-              <w:pStyle w:val="Normal"/>
-              <w:jc w:val="center"/>
-              <w:rPr/>
-            </w:pPr>
-            <w:r>
-              <w:rPr>
-                <w:i/>
-                <w:iCs/>
-                <w:color w:val="808080"/>
-              </w:rPr>
-              <w:t>[Insert CAD screenshots, drawings, or photos demonstrating this unit's work here]</w:t>
-            </w:r>
-          </w:p>
-        </w:tc>
-      </w:tr>
-    </w:tbl>
-    <w:p>
-      <w:pPr>
-        <w:pStyle w:val="Heading2"/>
-        <w:spacing w:before="120" w:after="60"/>
-        <w:rPr/>
-      </w:pPr>
-      <w:r>
-        <w:rPr>
-          <w:color w:val="2E5E5E"/>
-        </w:rPr>
-        <w:t>Designer Feedback — Addressing Future Work</w:t>
-      </w:r>
-    </w:p>
-    <w:p>
-      <w:pPr>
-        <w:pStyle w:val="Normal"/>
-        <w:spacing w:before="0" w:after="100"/>
-        <w:rPr/>
-      </w:pPr>
-      <w:r>
-        <w:rPr/>
-        <w:t>Log feedback you received (instructor, peer review, self-testing) and your plan to address it. Carry unresolved items forward into later units when relevant.</w:t>
-      </w:r>
-    </w:p>
-    <w:tbl>
-      <w:tblPr>
-        <w:tblW w:w="5000" w:type="pct"/>
-        <w:jc w:val="start"/>
-        <w:tblInd w:w="0" w:type="dxa"/>
-        <w:tblLayout w:type="fixed"/>
-        <w:tblCellMar>
-          <w:top w:w="40" w:type="dxa"/>
-          <w:start w:w="120" w:type="dxa"/>
-          <w:bottom w:w="40" w:type="dxa"/>
-          <w:end w:w="120" w:type="dxa"/>
-        </w:tblCellMar>
-      </w:tblPr>
-      <w:tblGrid>
-        <w:gridCol w:w="4032"/>
-        <w:gridCol w:w="4032"/>
-        <w:gridCol w:w="2016"/>
-      </w:tblGrid>
-      <w:tr>
-        <w:trPr>
-          <w:tblHeader w:val="true"/>
-        </w:trPr>
-        <w:tc>
-          <w:tcPr>
-            <w:tcW w:w="4032" w:type="dxa"/>
-            <w:tcBorders>
-              <w:top w:val="single" w:sz="4" w:space="0" w:color="BFBFBF"/>
-              <w:start w:val="single" w:sz="4" w:space="0" w:color="BFBFBF"/>
-              <w:bottom w:val="single" w:sz="4" w:space="0" w:color="BFBFBF"/>
-              <w:end w:val="single" w:sz="4" w:space="0" w:color="BFBFBF"/>
-            </w:tcBorders>
-            <w:shd w:color="auto" w:fill="1F3864" w:val="clear"/>
-          </w:tcPr>
-          <w:p>
-            <w:pPr>
-              <w:pStyle w:val="Normal"/>
-              <w:rPr/>
-            </w:pPr>
-            <w:r>
-              <w:rPr>
-                <w:b/>
-                <w:bCs/>
-                <w:color w:val="FFFFFF"/>
-              </w:rPr>
-              <w:t>Feedback / Issue Identified</w:t>
-            </w:r>
-          </w:p>
-        </w:tc>
-        <w:tc>
-          <w:tcPr>
-            <w:tcW w:w="4032" w:type="dxa"/>
-            <w:tcBorders>
-              <w:top w:val="single" w:sz="4" w:space="0" w:color="BFBFBF"/>
-              <w:start w:val="single" w:sz="4" w:space="0" w:color="BFBFBF"/>
-              <w:bottom w:val="single" w:sz="4" w:space="0" w:color="BFBFBF"/>
-              <w:end w:val="single" w:sz="4" w:space="0" w:color="BFBFBF"/>
-            </w:tcBorders>
-            <w:shd w:color="auto" w:fill="1F3864" w:val="clear"/>
-          </w:tcPr>
-          <w:p>
-            <w:pPr>
-              <w:pStyle w:val="Normal"/>
-              <w:rPr/>
-            </w:pPr>
-            <w:r>
-              <w:rPr>
-                <w:b/>
-                <w:bCs/>
-                <w:color w:val="FFFFFF"/>
-              </w:rPr>
-              <w:t>Plan to Address / Future Work</w:t>
-            </w:r>
-          </w:p>
-        </w:tc>
-        <w:tc>
-          <w:tcPr>
-            <w:tcW w:w="2016" w:type="dxa"/>
-            <w:tcBorders>
-              <w:top w:val="single" w:sz="4" w:space="0" w:color="BFBFBF"/>
-              <w:start w:val="single" w:sz="4" w:space="0" w:color="BFBFBF"/>
-              <w:bottom w:val="single" w:sz="4" w:space="0" w:color="BFBFBF"/>
-              <w:end w:val="single" w:sz="4" w:space="0" w:color="BFBFBF"/>
-            </w:tcBorders>
-            <w:shd w:color="auto" w:fill="1F3864" w:val="clear"/>
-          </w:tcPr>
-          <w:p>
-            <w:pPr>
-              <w:pStyle w:val="Normal"/>
-              <w:rPr/>
-            </w:pPr>
-            <w:r>
-              <w:rPr>
-                <w:b/>
-                <w:bCs/>
-                <w:color w:val="FFFFFF"/>
-              </w:rPr>
-              <w:t>Status</w:t>
-            </w:r>
-          </w:p>
-        </w:tc>
-      </w:tr>
-      <w:tr>
-        <w:trPr/>
-        <w:tc>
-          <w:tcPr>
-            <w:tcW w:w="4032" w:type="dxa"/>
-            <w:tcBorders>
-              <w:top w:val="single" w:sz="4" w:space="0" w:color="BFBFBF"/>
-              <w:start w:val="single" w:sz="4" w:space="0" w:color="BFBFBF"/>
-              <w:bottom w:val="single" w:sz="4" w:space="0" w:color="BFBFBF"/>
-              <w:end w:val="single" w:sz="4" w:space="0" w:color="BFBFBF"/>
-            </w:tcBorders>
-            <w:tcMar>
-              <w:top w:w="45" w:type="dxa"/>
-              <w:bottom w:w="45" w:type="dxa"/>
-            </w:tcMar>
-          </w:tcPr>
-          <w:p>
-            <w:pPr>
-              <w:pStyle w:val="Normal"/>
-              <w:rPr/>
-            </w:pPr>
-            <w:r>
-              <w:rPr/>
-            </w:r>
-          </w:p>
-        </w:tc>
-        <w:tc>
-          <w:tcPr>
-            <w:tcW w:w="4032" w:type="dxa"/>
-            <w:tcBorders>
-              <w:top w:val="single" w:sz="4" w:space="0" w:color="BFBFBF"/>
-              <w:start w:val="single" w:sz="4" w:space="0" w:color="BFBFBF"/>
-              <w:bottom w:val="single" w:sz="4" w:space="0" w:color="BFBFBF"/>
-              <w:end w:val="single" w:sz="4" w:space="0" w:color="BFBFBF"/>
-            </w:tcBorders>
-            <w:tcMar>
-              <w:top w:w="45" w:type="dxa"/>
-              <w:bottom w:w="45" w:type="dxa"/>
-            </w:tcMar>
-          </w:tcPr>
-          <w:p>
-            <w:pPr>
-              <w:pStyle w:val="Normal"/>
-              <w:rPr/>
-            </w:pPr>
-            <w:r>
-              <w:rPr/>
-            </w:r>
-          </w:p>
-        </w:tc>
-        <w:tc>
-          <w:tcPr>
-            <w:tcW w:w="2016" w:type="dxa"/>
-            <w:tcBorders>
-              <w:top w:val="single" w:sz="4" w:space="0" w:color="BFBFBF"/>
-              <w:start w:val="single" w:sz="4" w:space="0" w:color="BFBFBF"/>
-              <w:bottom w:val="single" w:sz="4" w:space="0" w:color="BFBFBF"/>
-              <w:end w:val="single" w:sz="4" w:space="0" w:color="BFBFBF"/>
-            </w:tcBorders>
-            <w:tcMar>
-              <w:top w:w="45" w:type="dxa"/>
-              <w:bottom w:w="45" w:type="dxa"/>
-            </w:tcMar>
-          </w:tcPr>
-          <w:p>
-            <w:pPr>
-              <w:pStyle w:val="Normal"/>
-              <w:rPr/>
-            </w:pPr>
-            <w:r>
-              <w:rPr/>
-            </w:r>
-          </w:p>
-        </w:tc>
-      </w:tr>
-      <w:tr>
-        <w:trPr/>
-        <w:tc>
-          <w:tcPr>
-            <w:tcW w:w="4032" w:type="dxa"/>
-            <w:tcBorders>
-              <w:top w:val="single" w:sz="4" w:space="0" w:color="BFBFBF"/>
-              <w:start w:val="single" w:sz="4" w:space="0" w:color="BFBFBF"/>
-              <w:bottom w:val="single" w:sz="4" w:space="0" w:color="BFBFBF"/>
-              <w:end w:val="single" w:sz="4" w:space="0" w:color="BFBFBF"/>
-            </w:tcBorders>
-            <w:tcMar>
-              <w:top w:w="45" w:type="dxa"/>
-              <w:bottom w:w="45" w:type="dxa"/>
-            </w:tcMar>
-          </w:tcPr>
-          <w:p>
-            <w:pPr>
-              <w:pStyle w:val="Normal"/>
-              <w:rPr/>
-            </w:pPr>
-            <w:r>
-              <w:rPr/>
-            </w:r>
-          </w:p>
-        </w:tc>
-        <w:tc>
-          <w:tcPr>
-            <w:tcW w:w="4032" w:type="dxa"/>
-            <w:tcBorders>
-              <w:top w:val="single" w:sz="4" w:space="0" w:color="BFBFBF"/>
-              <w:start w:val="single" w:sz="4" w:space="0" w:color="BFBFBF"/>
-              <w:bottom w:val="single" w:sz="4" w:space="0" w:color="BFBFBF"/>
-              <w:end w:val="single" w:sz="4" w:space="0" w:color="BFBFBF"/>
-            </w:tcBorders>
-            <w:tcMar>
-              <w:top w:w="45" w:type="dxa"/>
-              <w:bottom w:w="45" w:type="dxa"/>
-            </w:tcMar>
-          </w:tcPr>
-          <w:p>
-            <w:pPr>
-              <w:pStyle w:val="Normal"/>
-              <w:rPr/>
-            </w:pPr>
-            <w:r>
-              <w:rPr/>
-            </w:r>
-          </w:p>
-        </w:tc>
-        <w:tc>
-          <w:tcPr>
-            <w:tcW w:w="2016" w:type="dxa"/>
-            <w:tcBorders>
-              <w:top w:val="single" w:sz="4" w:space="0" w:color="BFBFBF"/>
-              <w:start w:val="single" w:sz="4" w:space="0" w:color="BFBFBF"/>
-              <w:bottom w:val="single" w:sz="4" w:space="0" w:color="BFBFBF"/>
-              <w:end w:val="single" w:sz="4" w:space="0" w:color="BFBFBF"/>
-            </w:tcBorders>
-            <w:tcMar>
-              <w:top w:w="45" w:type="dxa"/>
-              <w:bottom w:w="45" w:type="dxa"/>
-            </w:tcMar>
-          </w:tcPr>
-          <w:p>
-            <w:pPr>
-              <w:pStyle w:val="Normal"/>
-              <w:rPr/>
-            </w:pPr>
-            <w:r>
-              <w:rPr/>
-            </w:r>
-          </w:p>
-        </w:tc>
-      </w:tr>
-      <w:tr>
-        <w:trPr/>
-        <w:tc>
-          <w:tcPr>
-            <w:tcW w:w="4032" w:type="dxa"/>
-            <w:tcBorders>
-              <w:top w:val="single" w:sz="4" w:space="0" w:color="BFBFBF"/>
-              <w:start w:val="single" w:sz="4" w:space="0" w:color="BFBFBF"/>
-              <w:bottom w:val="single" w:sz="4" w:space="0" w:color="BFBFBF"/>
-              <w:end w:val="single" w:sz="4" w:space="0" w:color="BFBFBF"/>
-            </w:tcBorders>
-            <w:tcMar>
-              <w:top w:w="45" w:type="dxa"/>
-              <w:bottom w:w="45" w:type="dxa"/>
-            </w:tcMar>
-          </w:tcPr>
-          <w:p>
-            <w:pPr>
-              <w:pStyle w:val="Normal"/>
-              <w:rPr/>
-            </w:pPr>
-            <w:r>
-              <w:rPr/>
-            </w:r>
-          </w:p>
-        </w:tc>
-        <w:tc>
-          <w:tcPr>
-            <w:tcW w:w="4032" w:type="dxa"/>
-            <w:tcBorders>
-              <w:top w:val="single" w:sz="4" w:space="0" w:color="BFBFBF"/>
-              <w:start w:val="single" w:sz="4" w:space="0" w:color="BFBFBF"/>
-              <w:bottom w:val="single" w:sz="4" w:space="0" w:color="BFBFBF"/>
-              <w:end w:val="single" w:sz="4" w:space="0" w:color="BFBFBF"/>
-            </w:tcBorders>
-            <w:tcMar>
-              <w:top w:w="45" w:type="dxa"/>
-              <w:bottom w:w="45" w:type="dxa"/>
-            </w:tcMar>
-          </w:tcPr>
-          <w:p>
-            <w:pPr>
-              <w:pStyle w:val="Normal"/>
-              <w:rPr/>
-            </w:pPr>
-            <w:r>
-              <w:rPr/>
-            </w:r>
-          </w:p>
-        </w:tc>
-        <w:tc>
-          <w:tcPr>
-            <w:tcW w:w="2016" w:type="dxa"/>
-            <w:tcBorders>
-              <w:top w:val="single" w:sz="4" w:space="0" w:color="BFBFBF"/>
-              <w:start w:val="single" w:sz="4" w:space="0" w:color="BFBFBF"/>
-              <w:bottom w:val="single" w:sz="4" w:space="0" w:color="BFBFBF"/>
-              <w:end w:val="single" w:sz="4" w:space="0" w:color="BFBFBF"/>
-            </w:tcBorders>
-            <w:tcMar>
-              <w:top w:w="45" w:type="dxa"/>
-              <w:bottom w:w="45" w:type="dxa"/>
-            </w:tcMar>
-          </w:tcPr>
-          <w:p>
-            <w:pPr>
-              <w:pStyle w:val="Normal"/>
-              <w:rPr/>
-            </w:pPr>
-            <w:r>
-              <w:rPr/>
-            </w:r>
-          </w:p>
-        </w:tc>
-      </w:tr>
-    </w:tbl>
-    <w:p>
-      <w:pPr>
-        <w:pStyle w:val="Normal"/>
-        <w:spacing w:before="0" w:after="100"/>
-        <w:rPr/>
-      </w:pPr>
-      <w:r>
-        <w:rPr>
-          <w:i/>
-          <w:iCs/>
-          <w:color w:val="595959"/>
-        </w:rPr>
-        <w:t>Add more rows to this table as needed — this is a starting point, not a limit.</w:t>
-      </w:r>
-    </w:p>
-    <w:p>
-      <w:pPr>
-        <w:pStyle w:val="Normal"/>
-        <w:rPr/>
-      </w:pPr>
-      <w:r>
-        <w:rPr/>
-      </w:r>
-      <w:r>
-        <w:br w:type="page"/>
-      </w:r>
-    </w:p>
-    <w:p>
-      <w:pPr>
-        <w:pStyle w:val="Heading1"/>
-        <w:pBdr>
-          <w:bottom w:val="single" w:sz="6" w:space="4" w:color="1F3864"/>
-        </w:pBdr>
-        <w:spacing w:before="0" w:after="100"/>
-        <w:rPr/>
-      </w:pPr>
-      <w:r>
-        <w:rPr>
-          <w:color w:val="1F3864"/>
-        </w:rPr>
-        <w:t>Unit 4 — Design for Manufacturing (DFM)</w:t>
-      </w:r>
-    </w:p>
-    <w:p>
-      <w:pPr>
-        <w:pStyle w:val="Heading3"/>
-        <w:spacing w:before="80" w:after="40"/>
-        <w:rPr/>
-      </w:pPr>
-      <w:r>
-        <w:rPr>
-          <w:b/>
-          <w:bCs/>
-        </w:rPr>
-        <w:t>From Model to Prototype</w:t>
-      </w:r>
-    </w:p>
-    <w:p>
-      <w:pPr>
-        <w:pStyle w:val="Normal"/>
-        <w:spacing w:before="0" w:after="100"/>
-        <w:rPr/>
-      </w:pPr>
-      <w:r>
-        <w:rPr>
-          <w:i/>
-          <w:iCs/>
-          <w:color w:val="595959"/>
-        </w:rPr>
-        <w:t>Close the loop from CAD model to physical part — preparing manufacturing-ready files, understanding what each process can and cannot make, and operating shop equipment safely to produce a prototype.</w:t>
-      </w:r>
-    </w:p>
-    <w:p>
-      <w:pPr>
-        <w:pStyle w:val="Heading2"/>
-        <w:spacing w:before="120" w:after="60"/>
-        <w:rPr/>
-      </w:pPr>
-      <w:r>
-        <w:rPr>
-          <w:color w:val="2E5E5E"/>
-        </w:rPr>
-        <w:t>What's Evaluated in This Unit</w:t>
-      </w:r>
-    </w:p>
-    <w:p>
-      <w:pPr>
-        <w:pStyle w:val="ListParagraph"/>
-        <w:numPr>
-          <w:ilvl w:val="0"/>
-          <w:numId w:val="1"/>
-        </w:numPr>
-        <w:spacing w:before="0" w:after="20"/>
-        <w:rPr/>
-      </w:pPr>
-      <w:r>
-        <w:rPr/>
-        <w:t>GD&amp;T callouts (datums, feature control frames, form/orientation/location/profile/runout symbols, material condition modifiers) are correct and unambiguous.</w:t>
-      </w:r>
-    </w:p>
-    <w:p>
-      <w:pPr>
-        <w:pStyle w:val="ListParagraph"/>
-        <w:numPr>
-          <w:ilvl w:val="0"/>
-          <w:numId w:val="1"/>
-        </w:numPr>
-        <w:spacing w:before="0" w:after="20"/>
-        <w:rPr/>
-      </w:pPr>
-      <w:r>
-        <w:rPr/>
-        <w:t>Files are manufacturing-ready for the chosen process — correct export format, toolpaths/checks completed as applicable.</w:t>
-      </w:r>
-    </w:p>
-    <w:p>
-      <w:pPr>
-        <w:pStyle w:val="ListParagraph"/>
-        <w:numPr>
-          <w:ilvl w:val="0"/>
-          <w:numId w:val="1"/>
-        </w:numPr>
-        <w:spacing w:before="0" w:after="20"/>
-        <w:rPr/>
-      </w:pPr>
-      <w:r>
-        <w:rPr/>
-        <w:t>Design decisions suit the selected process and material (additive, subtractive/CNC, or laser) — DFM considerations are addressed, not just described.</w:t>
-      </w:r>
-    </w:p>
-    <w:p>
-      <w:pPr>
-        <w:pStyle w:val="ListParagraph"/>
-        <w:numPr>
-          <w:ilvl w:val="0"/>
-          <w:numId w:val="1"/>
-        </w:numPr>
-        <w:spacing w:before="0" w:after="20"/>
-        <w:rPr/>
-      </w:pPr>
-      <w:r>
-        <w:rPr/>
-        <w:t>Manufacturing-ready files are checked for completeness and consistency before hand-off — correct units, no missing tolerances or callouts, geometry consistent with the intended process.</w:t>
-      </w:r>
-    </w:p>
-    <w:p>
-      <w:pPr>
-        <w:pStyle w:val="Normal"/>
-        <w:spacing w:before="0" w:after="100"/>
-        <w:rPr/>
-      </w:pPr>
-      <w:r>
-        <w:rPr>
-          <w:b/>
-          <w:bCs/>
-        </w:rPr>
-        <w:t>Assessment: Unit 4 Quiz — Week 16</w:t>
+        <w:t>Assessment: Unit 3 Quiz — Week 16</w:t>
       </w:r>
     </w:p>
     <w:p>

--- a/MECH151_techDesign/designPortfolio/MECH151_Semester_Design_Portfolio_Template.docx
+++ b/MECH151_techDesign/designPortfolio/MECH151_Semester_Design_Portfolio_Template.docx
@@ -261,7 +261,7 @@
       </w:pPr>
       <w:r>
         <w:rPr/>
-        <w:t>A PDF of every drawing sheet (multiview, detail, and assembly drawings), in addition to the native drawing file.</w:t>
+        <w:t>A PDF of every drawing sheet (multiview drawings), in addition to the native drawing file.</w:t>
       </w:r>
     </w:p>
     <w:p>
@@ -553,7 +553,7 @@
       </w:pPr>
       <w:r>
         <w:rPr/>
-        <w:t>The table below states, unit by unit, exactly what your portfolio entry is evaluated on. Detailed criteria and quiz/due dates for each unit are repeated at the start of that unit's section.</w:t>
+        <w:t>The table below states, unit by unit, exactly what your portfolio entry is evaluated on. Detailed criteria and competency-check/due dates for each unit are repeated at the start of that unit's section.</w:t>
       </w:r>
     </w:p>
     <w:tbl>
@@ -742,7 +742,7 @@
                 <w:b w:val="false"/>
                 <w:bCs w:val="false"/>
               </w:rPr>
-              <w:t>Unit 1 Quiz — Week 8</w:t>
+              <w:t>Unit 1 Competency Check — Week 8</w:t>
             </w:r>
           </w:p>
         </w:tc>
@@ -803,7 +803,7 @@
                 <w:b w:val="false"/>
                 <w:bCs w:val="false"/>
               </w:rPr>
-              <w:t>Correctly called-out thread and fastener notes, a multi-part assembly model with an exploded assembly drawing and BOM, plus a documented design revision.</w:t>
+              <w:t>Correctly called-out thread and fastener notes, a multi-part assembly model with correct mates, plus a documented design revision.</w:t>
             </w:r>
           </w:p>
         </w:tc>
@@ -832,7 +832,7 @@
                 <w:b w:val="false"/>
                 <w:bCs w:val="false"/>
               </w:rPr>
-              <w:t>Unit 2 Quiz — Week 11</w:t>
+              <w:t>Unit 2 Competency Check — Week 11</w:t>
             </w:r>
           </w:p>
         </w:tc>
@@ -922,7 +922,7 @@
                 <w:b w:val="false"/>
                 <w:bCs w:val="false"/>
               </w:rPr>
-              <w:t>Unit 3 Quiz — Week 16</w:t>
+              <w:t>Unit 3 Competency Check — Week 16</w:t>
             </w:r>
           </w:p>
         </w:tc>
@@ -1139,7 +1139,7 @@
           <w:b/>
           <w:bCs/>
         </w:rPr>
-        <w:t>Assessment: Unit 1 Quiz — Week 8</w:t>
+        <w:t>Assessment: Unit 1 Competency Check — Week 8</w:t>
       </w:r>
     </w:p>
     <w:p>
@@ -1878,7 +1878,7 @@
       </w:pPr>
       <w:r>
         <w:rPr/>
-        <w:t>Exploded view, balloons, and bill of materials are complete and easy to read.</w:t>
+        <w:t>DFA principles are applied — reduced part count, ease of assembly, tolerance stack-up considered.</w:t>
       </w:r>
     </w:p>
     <w:p>
@@ -1893,21 +1893,6 @@
       </w:pPr>
       <w:r>
         <w:rPr/>
-        <w:t>DFA principles are applied — reduced part count, ease of assembly, tolerance stack-up considered.</w:t>
-      </w:r>
-    </w:p>
-    <w:p>
-      <w:pPr>
-        <w:pStyle w:val="ListParagraph"/>
-        <w:numPr>
-          <w:ilvl w:val="0"/>
-          <w:numId w:val="1"/>
-        </w:numPr>
-        <w:spacing w:before="0" w:after="20"/>
-        <w:rPr/>
-      </w:pPr>
-      <w:r>
-        <w:rPr/>
         <w:t>A design review is documented: what was evaluated, what feedback was received, and how the assembly was revised in response.</w:t>
       </w:r>
     </w:p>
@@ -1922,7 +1907,7 @@
           <w:b/>
           <w:bCs/>
         </w:rPr>
-        <w:t>Assessment: Unit 2 Quiz — Week 11</w:t>
+        <w:t>Assessment: Unit 2 Competency Check — Week 11</w:t>
       </w:r>
     </w:p>
     <w:p>
@@ -2675,7 +2660,7 @@
           <w:b/>
           <w:bCs/>
         </w:rPr>
-        <w:t>Assessment: Unit 3 Quiz — Week 16</w:t>
+        <w:t>Assessment: Unit 3 Competency Check — Week 16</w:t>
       </w:r>
     </w:p>
     <w:p>

--- a/MECH151_techDesign/designPortfolio/MECH151_Semester_Design_Portfolio_Template.docx
+++ b/MECH151_techDesign/designPortfolio/MECH151_Semester_Design_Portfolio_Template.docx
@@ -137,24 +137,6 @@
       <w:r>
         <w:rPr/>
         <w:t>Kainani "Kai" Santos</w:t>
-      </w:r>
-    </w:p>
-    <w:p>
-      <w:pPr>
-        <w:pStyle w:val="Normal"/>
-        <w:spacing w:before="0" w:after="200"/>
-        <w:rPr/>
-      </w:pPr>
-      <w:r>
-        <w:rPr>
-          <w:b/>
-          <w:bCs/>
-        </w:rPr>
-        <w:t xml:space="preserve">Semester:  </w:t>
-      </w:r>
-      <w:r>
-        <w:rPr/>
-        <w:t>Fall 2026 (Aug 24 – Dec 18, 2026)</w:t>
       </w:r>
     </w:p>
     <w:p>
@@ -173,248 +155,15 @@
         </w:sectPr>
       </w:pPr>
       <w:r>
-        <w:rPr/>
-      </w:r>
-      <w:r>
-        <w:br w:type="page"/>
-      </w:r>
-    </w:p>
-    <w:p>
-      <w:pPr>
-        <w:pStyle w:val="Heading1"/>
-        <w:pBdr>
-          <w:bottom w:val="single" w:sz="6" w:space="4" w:color="1F3864"/>
-        </w:pBdr>
-        <w:spacing w:before="180" w:after="100"/>
-        <w:rPr/>
-      </w:pPr>
-      <w:r>
-        <w:rPr>
-          <w:color w:val="1F3864"/>
-        </w:rPr>
-        <w:t>Submitting Your Digital CAD Files</w:t>
-      </w:r>
-    </w:p>
-    <w:p>
-      <w:pPr>
-        <w:pStyle w:val="Normal"/>
-        <w:spacing w:before="0" w:after="100"/>
-        <w:rPr/>
-      </w:pPr>
-      <w:r>
-        <w:rPr/>
-        <w:t>These instructions apply to every unit's files. Your completed portfolio — all three units together — is submitted directly to the instructor by email, and is worth 50% of your course grade per the syllabus grading policy.</w:t>
-      </w:r>
-    </w:p>
-    <w:p>
-      <w:pPr>
-        <w:pStyle w:val="Heading2"/>
-        <w:spacing w:before="120" w:after="60"/>
-        <w:rPr/>
-      </w:pPr>
-      <w:r>
-        <w:rPr>
-          <w:color w:val="2E5E5E"/>
-        </w:rPr>
-        <w:t>File Formats to Include</w:t>
-      </w:r>
-    </w:p>
-    <w:p>
-      <w:pPr>
-        <w:pStyle w:val="ListParagraph"/>
-        <w:numPr>
-          <w:ilvl w:val="0"/>
-          <w:numId w:val="3"/>
-        </w:numPr>
-        <w:spacing w:before="0" w:after="20"/>
-        <w:rPr/>
-      </w:pPr>
-      <w:r>
-        <w:rPr/>
-        <w:t>Native file(s) in your CAD software's format (e.g., .sldprt, .sldasm, .slddrw, or your software's equivalent) so your full parametric feature tree is preserved and can be graded.</w:t>
-      </w:r>
-    </w:p>
-    <w:p>
-      <w:pPr>
-        <w:pStyle w:val="ListParagraph"/>
-        <w:numPr>
-          <w:ilvl w:val="0"/>
-          <w:numId w:val="1"/>
-        </w:numPr>
-        <w:spacing w:before="0" w:after="20"/>
-        <w:rPr/>
-      </w:pPr>
-      <w:r>
-        <w:rPr/>
-        <w:t>A neutral exchange copy of each part and assembly in STEP format (.step or .stp), consistent with the CAD/CAM data translation practices covered in Unit 1.</w:t>
-      </w:r>
-    </w:p>
-    <w:p>
-      <w:pPr>
-        <w:pStyle w:val="ListParagraph"/>
-        <w:numPr>
-          <w:ilvl w:val="0"/>
-          <w:numId w:val="1"/>
-        </w:numPr>
-        <w:spacing w:before="0" w:after="20"/>
-        <w:rPr/>
-      </w:pPr>
-      <w:r>
-        <w:rPr/>
-        <w:t>A PDF of every drawing sheet (multiview drawings), in addition to the native drawing file.</w:t>
-      </w:r>
-    </w:p>
-    <w:p>
-      <w:pPr>
-        <w:pStyle w:val="Heading2"/>
-        <w:spacing w:before="120" w:after="60"/>
-        <w:rPr/>
-      </w:pPr>
-      <w:r>
-        <w:rPr>
-          <w:color w:val="2E5E5E"/>
-        </w:rPr>
-        <w:t>File Naming</w:t>
-      </w:r>
-    </w:p>
-    <w:p>
-      <w:pPr>
-        <w:pStyle w:val="ListParagraph"/>
-        <w:numPr>
-          <w:ilvl w:val="0"/>
-          <w:numId w:val="1"/>
-        </w:numPr>
-        <w:spacing w:before="0" w:after="20"/>
-        <w:rPr/>
-      </w:pPr>
-      <w:r>
-        <w:rPr/>
-        <w:t>Use one consistent naming pattern for every file: LastName_FirstName_UnitX_ShortPartName.ext — e.g., Santos_Kai_Unit1_BracketPart.sldprt.</w:t>
-      </w:r>
-    </w:p>
-    <w:p>
-      <w:pPr>
-        <w:pStyle w:val="ListParagraph"/>
-        <w:numPr>
-          <w:ilvl w:val="0"/>
-          <w:numId w:val="1"/>
-        </w:numPr>
-        <w:spacing w:before="0" w:after="20"/>
-        <w:rPr/>
-      </w:pPr>
-      <w:r>
-        <w:rPr/>
-        <w:t>Keep names short and use underscores instead of spaces or special characters.</w:t>
-      </w:r>
-    </w:p>
-    <w:p>
-      <w:pPr>
-        <w:pStyle w:val="Heading2"/>
-        <w:spacing w:before="120" w:after="60"/>
-        <w:rPr/>
-      </w:pPr>
-      <w:r>
-        <w:rPr>
-          <w:color w:val="2E5E5E"/>
-        </w:rPr>
-        <w:t>Folder Structure</w:t>
-      </w:r>
-    </w:p>
-    <w:p>
-      <w:pPr>
-        <w:pStyle w:val="ListParagraph"/>
-        <w:numPr>
-          <w:ilvl w:val="0"/>
-          <w:numId w:val="1"/>
-        </w:numPr>
-        <w:spacing w:before="0" w:after="20"/>
-        <w:rPr/>
-      </w:pPr>
-      <w:r>
-        <w:rPr/>
-        <w:t>Organize your submission into one folder per unit — Unit1_CADFundamentals, Unit2_DFA, Unit3_DFM — each containing that unit's native files, STEP exports, and drawing PDFs.</w:t>
-      </w:r>
-    </w:p>
-    <w:p>
-      <w:pPr>
-        <w:pStyle w:val="ListParagraph"/>
-        <w:numPr>
-          <w:ilvl w:val="0"/>
-          <w:numId w:val="1"/>
-        </w:numPr>
-        <w:spacing w:before="0" w:after="20"/>
-        <w:rPr/>
-      </w:pPr>
-      <w:r>
-        <w:rPr/>
-        <w:t>Keep an assembly and every part file it references together in the same folder so the assembly opens without missing references.</w:t>
-      </w:r>
-    </w:p>
-    <w:p>
-      <w:pPr>
-        <w:pStyle w:val="Heading2"/>
-        <w:spacing w:before="120" w:after="60"/>
-        <w:rPr/>
-      </w:pPr>
-      <w:r>
-        <w:rPr>
-          <w:color w:val="2E5E5E"/>
-        </w:rPr>
-        <w:t>How and When to Submit</w:t>
-      </w:r>
-    </w:p>
-    <w:p>
-      <w:pPr>
-        <w:pStyle w:val="ListParagraph"/>
-        <w:numPr>
-          <w:ilvl w:val="0"/>
-          <w:numId w:val="1"/>
-        </w:numPr>
-        <w:spacing w:before="0" w:after="20"/>
-        <w:rPr/>
-      </w:pPr>
-      <w:r>
-        <w:rPr/>
-        <w:t>Compress your complete portfolio folder (all three units) into a single .zip file before uploading.</w:t>
-      </w:r>
-    </w:p>
-    <w:p>
-      <w:pPr>
-        <w:pStyle w:val="ListParagraph"/>
-        <w:numPr>
-          <w:ilvl w:val="0"/>
-          <w:numId w:val="1"/>
-        </w:numPr>
-        <w:spacing w:before="0" w:after="20"/>
-        <w:rPr/>
-      </w:pPr>
-      <w:r>
-        <w:rPr/>
-        <w:t>Email the .zip to kainanis@hawaii.edu as your Design Portfolio submission — either as a direct attachment, or through the UH FileDrop service (hawaii.edu/filedrop, recommended since a full portfolio .zip is usually too large for email) addressed to the same email — by the due date announced in class and on the syllabus.</w:t>
-      </w:r>
-    </w:p>
-    <w:p>
-      <w:pPr>
-        <w:pStyle w:val="ListParagraph"/>
-        <w:numPr>
-          <w:ilvl w:val="0"/>
-          <w:numId w:val="1"/>
-        </w:numPr>
-        <w:spacing w:before="0" w:after="20"/>
-        <w:rPr/>
-      </w:pPr>
-      <w:r>
-        <w:rPr/>
-        <w:t>Before submitting, confirm your .zip opens cleanly and every file is present — corrupted or incomplete uploads cannot be graded.</w:t>
-      </w:r>
-    </w:p>
-    <w:p>
-      <w:pPr>
-        <w:pStyle w:val="Normal"/>
-        <w:rPr/>
-      </w:pPr>
-      <w:r>
-        <w:rPr/>
+        <w:rPr>
+          <w:b/>
+          <w:bCs/>
+        </w:rPr>
+        <w:t xml:space="preserve">Semester:  </w:t>
+      </w:r>
+      <w:r>
+        <w:rPr/>
+        <w:t>Fall 2026 (Aug 24 – Dec 18, 2026)</w:t>
       </w:r>
       <w:r>
         <w:br w:type="page"/>
@@ -433,7 +182,7 @@
         <w:rPr>
           <w:color w:val="1F3864"/>
         </w:rPr>
-        <w:t>How to Use This Portfolio</w:t>
+        <w:t>Submitting Your Digital CAD Files</w:t>
       </w:r>
     </w:p>
     <w:p>
@@ -444,7 +193,20 @@
       </w:pPr>
       <w:r>
         <w:rPr/>
-        <w:t>This template tracks your design work across all three units of MECH 151. Each unit follows the same three-part structure:</w:t>
+        <w:t>These instructions apply to every unit's files. Your completed portfolio — all three units together — is submitted directly to the instructor by email, and is worth 50% of your course grade per the syllabus grading policy.</w:t>
+      </w:r>
+    </w:p>
+    <w:p>
+      <w:pPr>
+        <w:pStyle w:val="Heading2"/>
+        <w:spacing w:before="120" w:after="60"/>
+        <w:rPr/>
+      </w:pPr>
+      <w:r>
+        <w:rPr>
+          <w:color w:val="2E5E5E"/>
+        </w:rPr>
+        <w:t>File Formats to Include</w:t>
       </w:r>
     </w:p>
     <w:p>
@@ -452,14 +214,14 @@
         <w:pStyle w:val="ListParagraph"/>
         <w:numPr>
           <w:ilvl w:val="0"/>
-          <w:numId w:val="1"/>
+          <w:numId w:val="4"/>
         </w:numPr>
         <w:spacing w:before="0" w:after="20"/>
         <w:rPr/>
       </w:pPr>
       <w:r>
         <w:rPr/>
-        <w:t>What's Evaluated — the specific skills and deliverables graded for that unit, drawn directly from the unit topics.</w:t>
+        <w:t>Native file(s) in your CAD software's format (e.g., .sldprt, .sldasm, .slddrw, or your software's equivalent) so your full parametric feature tree is preserved and can be graded.</w:t>
       </w:r>
     </w:p>
     <w:p>
@@ -467,14 +229,14 @@
         <w:pStyle w:val="ListParagraph"/>
         <w:numPr>
           <w:ilvl w:val="0"/>
-          <w:numId w:val="1"/>
+          <w:numId w:val="2"/>
         </w:numPr>
         <w:spacing w:before="0" w:after="20"/>
         <w:rPr/>
       </w:pPr>
       <w:r>
         <w:rPr/>
-        <w:t>Your Design — an open-ended section where you present a design of your own that demonstrates proficiency in that unit's topics. This is not fill-in-the-blank: describe your own problem, approach, and reasoning, and support it with screenshots, drawings, or photos of your work.</w:t>
+        <w:t>A neutral exchange copy of each part and assembly in STEP format (.step or .stp), consistent with the CAD/CAM data translation practices covered in Unit 1.</w:t>
       </w:r>
     </w:p>
     <w:p>
@@ -482,7 +244,235 @@
         <w:pStyle w:val="ListParagraph"/>
         <w:numPr>
           <w:ilvl w:val="0"/>
-          <w:numId w:val="1"/>
+          <w:numId w:val="2"/>
+        </w:numPr>
+        <w:spacing w:before="0" w:after="20"/>
+        <w:rPr/>
+      </w:pPr>
+      <w:r>
+        <w:rPr/>
+        <w:t>A PDF of every drawing sheet (multiview drawings), in addition to the native drawing file.</w:t>
+      </w:r>
+    </w:p>
+    <w:p>
+      <w:pPr>
+        <w:pStyle w:val="Heading2"/>
+        <w:spacing w:before="120" w:after="60"/>
+        <w:rPr/>
+      </w:pPr>
+      <w:r>
+        <w:rPr>
+          <w:color w:val="2E5E5E"/>
+        </w:rPr>
+        <w:t>File Naming</w:t>
+      </w:r>
+    </w:p>
+    <w:p>
+      <w:pPr>
+        <w:pStyle w:val="ListParagraph"/>
+        <w:numPr>
+          <w:ilvl w:val="0"/>
+          <w:numId w:val="2"/>
+        </w:numPr>
+        <w:spacing w:before="0" w:after="20"/>
+        <w:rPr/>
+      </w:pPr>
+      <w:r>
+        <w:rPr/>
+        <w:t>Use one consistent naming pattern for every file: LastName_FirstName_UnitX_ShortPartName.ext — e.g., Santos_Kai_Unit1_BracketPart.sldprt.</w:t>
+      </w:r>
+    </w:p>
+    <w:p>
+      <w:pPr>
+        <w:pStyle w:val="ListParagraph"/>
+        <w:numPr>
+          <w:ilvl w:val="0"/>
+          <w:numId w:val="2"/>
+        </w:numPr>
+        <w:spacing w:before="0" w:after="20"/>
+        <w:rPr/>
+      </w:pPr>
+      <w:r>
+        <w:rPr/>
+        <w:t>Keep names short and use underscores instead of spaces or special characters.</w:t>
+      </w:r>
+    </w:p>
+    <w:p>
+      <w:pPr>
+        <w:pStyle w:val="Heading2"/>
+        <w:spacing w:before="120" w:after="60"/>
+        <w:rPr/>
+      </w:pPr>
+      <w:r>
+        <w:rPr>
+          <w:color w:val="2E5E5E"/>
+        </w:rPr>
+        <w:t>Folder Structure</w:t>
+      </w:r>
+    </w:p>
+    <w:p>
+      <w:pPr>
+        <w:pStyle w:val="ListParagraph"/>
+        <w:numPr>
+          <w:ilvl w:val="0"/>
+          <w:numId w:val="2"/>
+        </w:numPr>
+        <w:spacing w:before="0" w:after="20"/>
+        <w:rPr/>
+      </w:pPr>
+      <w:r>
+        <w:rPr/>
+        <w:t>Organize your submission into one folder per unit — Unit1_CADFundamentals, Unit2_DFA, Unit3_DFM — each containing that unit's native files, STEP exports, and drawing PDFs.</w:t>
+      </w:r>
+    </w:p>
+    <w:p>
+      <w:pPr>
+        <w:pStyle w:val="ListParagraph"/>
+        <w:numPr>
+          <w:ilvl w:val="0"/>
+          <w:numId w:val="2"/>
+        </w:numPr>
+        <w:spacing w:before="0" w:after="20"/>
+        <w:rPr/>
+      </w:pPr>
+      <w:r>
+        <w:rPr/>
+        <w:t>Keep an assembly and every part file it references together in the same folder so the assembly opens without missing references.</w:t>
+      </w:r>
+    </w:p>
+    <w:p>
+      <w:pPr>
+        <w:pStyle w:val="Heading2"/>
+        <w:spacing w:before="120" w:after="60"/>
+        <w:rPr/>
+      </w:pPr>
+      <w:r>
+        <w:rPr>
+          <w:color w:val="2E5E5E"/>
+        </w:rPr>
+        <w:t>How and When to Submit</w:t>
+      </w:r>
+    </w:p>
+    <w:p>
+      <w:pPr>
+        <w:pStyle w:val="ListParagraph"/>
+        <w:numPr>
+          <w:ilvl w:val="0"/>
+          <w:numId w:val="2"/>
+        </w:numPr>
+        <w:spacing w:before="0" w:after="20"/>
+        <w:rPr/>
+      </w:pPr>
+      <w:r>
+        <w:rPr/>
+        <w:t>Compress your complete portfolio folder (all three units) into a single .zip file before uploading.</w:t>
+      </w:r>
+    </w:p>
+    <w:p>
+      <w:pPr>
+        <w:pStyle w:val="ListParagraph"/>
+        <w:numPr>
+          <w:ilvl w:val="0"/>
+          <w:numId w:val="2"/>
+        </w:numPr>
+        <w:spacing w:before="0" w:after="20"/>
+        <w:rPr/>
+      </w:pPr>
+      <w:r>
+        <w:rPr/>
+        <w:t>Email the .zip to kainanis@hawaii.edu as your Design Portfolio submission — either as a direct attachment, or through the UH FileDrop service (hawaii.edu/filedrop, recommended since a full portfolio .zip is usually too large for email) addressed to the same email — by the due date announced in class and on the syllabus.</w:t>
+      </w:r>
+    </w:p>
+    <w:p>
+      <w:pPr>
+        <w:pStyle w:val="ListParagraph"/>
+        <w:numPr>
+          <w:ilvl w:val="0"/>
+          <w:numId w:val="2"/>
+        </w:numPr>
+        <w:spacing w:before="0" w:after="20"/>
+        <w:rPr/>
+      </w:pPr>
+      <w:r>
+        <w:rPr/>
+        <w:t>Before submitting, confirm your .zip opens cleanly and every file is present — corrupted or incomplete uploads cannot be graded.</w:t>
+      </w:r>
+    </w:p>
+    <w:p>
+      <w:pPr>
+        <w:pStyle w:val="Normal"/>
+        <w:rPr/>
+      </w:pPr>
+      <w:r>
+        <w:rPr/>
+      </w:r>
+      <w:r>
+        <w:br w:type="page"/>
+      </w:r>
+    </w:p>
+    <w:p>
+      <w:pPr>
+        <w:pStyle w:val="Heading1"/>
+        <w:pBdr>
+          <w:bottom w:val="single" w:sz="6" w:space="4" w:color="1F3864"/>
+        </w:pBdr>
+        <w:spacing w:before="0" w:after="100"/>
+        <w:rPr/>
+      </w:pPr>
+      <w:r>
+        <w:rPr>
+          <w:color w:val="1F3864"/>
+        </w:rPr>
+        <w:t>How to Use This Portfolio</w:t>
+      </w:r>
+    </w:p>
+    <w:p>
+      <w:pPr>
+        <w:pStyle w:val="Normal"/>
+        <w:spacing w:before="0" w:after="100"/>
+        <w:rPr/>
+      </w:pPr>
+      <w:r>
+        <w:rPr/>
+        <w:t>This template tracks your design work across all three units of MECH 151. Each unit follows the same three-part structure:</w:t>
+      </w:r>
+    </w:p>
+    <w:p>
+      <w:pPr>
+        <w:pStyle w:val="ListParagraph"/>
+        <w:numPr>
+          <w:ilvl w:val="0"/>
+          <w:numId w:val="2"/>
+        </w:numPr>
+        <w:spacing w:before="0" w:after="20"/>
+        <w:rPr/>
+      </w:pPr>
+      <w:r>
+        <w:rPr/>
+        <w:t>What's Evaluated — the specific skills and deliverables graded for that unit, drawn directly from the unit topics.</w:t>
+      </w:r>
+    </w:p>
+    <w:p>
+      <w:pPr>
+        <w:pStyle w:val="ListParagraph"/>
+        <w:numPr>
+          <w:ilvl w:val="0"/>
+          <w:numId w:val="2"/>
+        </w:numPr>
+        <w:spacing w:before="0" w:after="20"/>
+        <w:rPr/>
+      </w:pPr>
+      <w:r>
+        <w:rPr/>
+        <w:t>Your Design — an open-ended section where you present a design of your own that demonstrates proficiency in that unit's topics. This is not fill-in-the-blank: describe your own problem, approach, and reasoning, and support it with screenshots, drawings, or photos of your work.</w:t>
+      </w:r>
+    </w:p>
+    <w:p>
+      <w:pPr>
+        <w:pStyle w:val="ListParagraph"/>
+        <w:numPr>
+          <w:ilvl w:val="0"/>
+          <w:numId w:val="2"/>
         </w:numPr>
         <w:spacing w:before="0" w:after="20"/>
         <w:rPr/>
@@ -570,8 +560,8 @@
         </w:tblCellMar>
       </w:tblPr>
       <w:tblGrid>
-        <w:gridCol w:w="2215"/>
-        <w:gridCol w:w="5649"/>
+        <w:gridCol w:w="2214"/>
+        <w:gridCol w:w="5650"/>
         <w:gridCol w:w="2216"/>
       </w:tblGrid>
       <w:tr>
@@ -580,7 +570,7 @@
         </w:trPr>
         <w:tc>
           <w:tcPr>
-            <w:tcW w:w="2215" w:type="dxa"/>
+            <w:tcW w:w="2214" w:type="dxa"/>
             <w:tcBorders>
               <w:top w:val="single" w:sz="4" w:space="0" w:color="BFBFBF"/>
               <w:start w:val="single" w:sz="4" w:space="0" w:color="BFBFBF"/>
@@ -606,7 +596,7 @@
         </w:tc>
         <w:tc>
           <w:tcPr>
-            <w:tcW w:w="5649" w:type="dxa"/>
+            <w:tcW w:w="5650" w:type="dxa"/>
             <w:tcBorders>
               <w:top w:val="single" w:sz="4" w:space="0" w:color="BFBFBF"/>
               <w:start w:val="single" w:sz="4" w:space="0" w:color="BFBFBF"/>
@@ -661,7 +651,7 @@
         <w:trPr/>
         <w:tc>
           <w:tcPr>
-            <w:tcW w:w="2215" w:type="dxa"/>
+            <w:tcW w:w="2214" w:type="dxa"/>
             <w:tcBorders>
               <w:top w:val="single" w:sz="4" w:space="0" w:color="BFBFBF"/>
               <w:start w:val="single" w:sz="4" w:space="0" w:color="BFBFBF"/>
@@ -690,7 +680,7 @@
         </w:tc>
         <w:tc>
           <w:tcPr>
-            <w:tcW w:w="5649" w:type="dxa"/>
+            <w:tcW w:w="5650" w:type="dxa"/>
             <w:tcBorders>
               <w:top w:val="single" w:sz="4" w:space="0" w:color="BFBFBF"/>
               <w:start w:val="single" w:sz="4" w:space="0" w:color="BFBFBF"/>
@@ -751,7 +741,7 @@
         <w:trPr/>
         <w:tc>
           <w:tcPr>
-            <w:tcW w:w="2215" w:type="dxa"/>
+            <w:tcW w:w="2214" w:type="dxa"/>
             <w:tcBorders>
               <w:top w:val="single" w:sz="4" w:space="0" w:color="BFBFBF"/>
               <w:start w:val="single" w:sz="4" w:space="0" w:color="BFBFBF"/>
@@ -780,7 +770,7 @@
         </w:tc>
         <w:tc>
           <w:tcPr>
-            <w:tcW w:w="5649" w:type="dxa"/>
+            <w:tcW w:w="5650" w:type="dxa"/>
             <w:tcBorders>
               <w:top w:val="single" w:sz="4" w:space="0" w:color="BFBFBF"/>
               <w:start w:val="single" w:sz="4" w:space="0" w:color="BFBFBF"/>
@@ -841,7 +831,7 @@
         <w:trPr/>
         <w:tc>
           <w:tcPr>
-            <w:tcW w:w="2215" w:type="dxa"/>
+            <w:tcW w:w="2214" w:type="dxa"/>
             <w:tcBorders>
               <w:top w:val="single" w:sz="4" w:space="0" w:color="BFBFBF"/>
               <w:start w:val="single" w:sz="4" w:space="0" w:color="BFBFBF"/>
@@ -870,7 +860,7 @@
         </w:tc>
         <w:tc>
           <w:tcPr>
-            <w:tcW w:w="5649" w:type="dxa"/>
+            <w:tcW w:w="5650" w:type="dxa"/>
             <w:tcBorders>
               <w:top w:val="single" w:sz="4" w:space="0" w:color="BFBFBF"/>
               <w:start w:val="single" w:sz="4" w:space="0" w:color="BFBFBF"/>
@@ -1028,7 +1018,7 @@
         <w:pStyle w:val="ListParagraph"/>
         <w:numPr>
           <w:ilvl w:val="0"/>
-          <w:numId w:val="1"/>
+          <w:numId w:val="2"/>
         </w:numPr>
         <w:spacing w:before="0" w:after="20"/>
         <w:rPr/>
@@ -1043,14 +1033,14 @@
         <w:pStyle w:val="ListParagraph"/>
         <w:numPr>
           <w:ilvl w:val="0"/>
-          <w:numId w:val="1"/>
+          <w:numId w:val="2"/>
         </w:numPr>
         <w:spacing w:before="0" w:after="20"/>
         <w:rPr/>
       </w:pPr>
       <w:r>
         <w:rPr/>
-        <w:t>Multiview drawing correctly projects primary and secondary views with true length/shape relationships and follows accepted dimensioning conventions.</w:t>
+        <w:t>CAD software is configured consistently (templates, document settings, custom properties), and models translate cleanly to neutral exchange formats (e.g., STEP) when required.</w:t>
       </w:r>
     </w:p>
     <w:p>
@@ -1058,14 +1048,14 @@
         <w:pStyle w:val="ListParagraph"/>
         <w:numPr>
           <w:ilvl w:val="0"/>
-          <w:numId w:val="1"/>
+          <w:numId w:val="2"/>
         </w:numPr>
         <w:spacing w:before="0" w:after="20"/>
         <w:rPr/>
       </w:pPr>
       <w:r>
         <w:rPr/>
-        <w:t xml:space="preserve">Section and auxiliary views are chosen and constructed correctly — full/half/offset sections where appropriate, and true-shape auxiliary views for inclined surfaces.</w:t>
+        <w:t>Parametric model captures clear design intent — deliberate feature order, stable references, features that edit and rebuild cleanly.</w:t>
       </w:r>
     </w:p>
     <w:p>
@@ -1073,52 +1063,7 @@
         <w:pStyle w:val="ListParagraph"/>
         <w:numPr>
           <w:ilvl w:val="0"/>
-          <w:numId w:val="1"/>
-        </w:numPr>
-        <w:spacing w:before="0" w:after="20"/>
-        <w:rPr/>
-      </w:pPr>
-      <w:r>
-        <w:rPr/>
-        <w:t xml:space="preserve">CAD software is configured consistently (templates, document settings, custom properties), and models translate cleanly to neutral exchange formats (e.g., STEP) when required.</w:t>
-      </w:r>
-    </w:p>
-    <w:p>
-      <w:pPr>
-        <w:pStyle w:val="ListParagraph"/>
-        <w:numPr>
-          <w:ilvl w:val="0"/>
-          <w:numId w:val="1"/>
-        </w:numPr>
-        <w:spacing w:before="0" w:after="20"/>
-        <w:rPr/>
-      </w:pPr>
-      <w:r>
-        <w:rPr/>
-        <w:t>Parametric model captures clear design intent — deliberate feature order, stable references, features that edit and rebuild cleanly.</w:t>
-      </w:r>
-    </w:p>
-    <w:p>
-      <w:pPr>
-        <w:pStyle w:val="ListParagraph"/>
-        <w:numPr>
-          <w:ilvl w:val="0"/>
-          <w:numId w:val="1"/>
-        </w:numPr>
-        <w:spacing w:before="0" w:after="20"/>
-        <w:rPr/>
-      </w:pPr>
-      <w:r>
-        <w:rPr/>
-        <w:t>Relevant measurable properties (area, centroid, moments of inertia, volume, mass, center of gravity) are understood and correctly applied where the design calls for them.</w:t>
-      </w:r>
-    </w:p>
-    <w:p>
-      <w:pPr>
-        <w:pStyle w:val="ListParagraph"/>
-        <w:numPr>
-          <w:ilvl w:val="0"/>
-          <w:numId w:val="1"/>
+          <w:numId w:val="2"/>
         </w:numPr>
         <w:spacing w:before="0" w:after="20"/>
         <w:rPr/>
@@ -1811,14 +1756,14 @@
         <w:pStyle w:val="ListParagraph"/>
         <w:numPr>
           <w:ilvl w:val="0"/>
-          <w:numId w:val="1"/>
+          <w:numId w:val="2"/>
         </w:numPr>
         <w:spacing w:before="0" w:after="20"/>
         <w:rPr/>
       </w:pPr>
       <w:r>
         <w:rPr/>
-        <w:t xml:space="preserve">Threads and fasteners are represented and called out correctly (thread notes, class of fit, clearance/tap-drill holes sized appropriately).</w:t>
+        <w:t>Threads and fasteners are represented and called out correctly (thread notes, class of fit, clearance/tap-drill holes sized appropriately).</w:t>
       </w:r>
     </w:p>
     <w:p>
@@ -1826,7 +1771,7 @@
         <w:pStyle w:val="ListParagraph"/>
         <w:numPr>
           <w:ilvl w:val="0"/>
-          <w:numId w:val="1"/>
+          <w:numId w:val="2"/>
         </w:numPr>
         <w:spacing w:before="0" w:after="20"/>
         <w:rPr/>
@@ -1841,7 +1786,7 @@
         <w:pStyle w:val="ListParagraph"/>
         <w:numPr>
           <w:ilvl w:val="0"/>
-          <w:numId w:val="1"/>
+          <w:numId w:val="2"/>
         </w:numPr>
         <w:spacing w:before="0" w:after="20"/>
         <w:rPr/>
@@ -1856,14 +1801,14 @@
         <w:pStyle w:val="ListParagraph"/>
         <w:numPr>
           <w:ilvl w:val="0"/>
-          <w:numId w:val="1"/>
+          <w:numId w:val="2"/>
         </w:numPr>
         <w:spacing w:before="0" w:after="20"/>
         <w:rPr/>
       </w:pPr>
       <w:r>
         <w:rPr/>
-        <w:t>Catalog/imported hardware (e.g., McMaster-Carr, TraceParts, GrabCAD) is brought in cleanly and carries a real part number in the BOM.</w:t>
+        <w:t>Catalog/imported hardware (e.g., McMaster-Carr, TraceParts, GrabCAD) is brought in cleanly.</w:t>
       </w:r>
     </w:p>
     <w:p>
@@ -1871,7 +1816,7 @@
         <w:pStyle w:val="ListParagraph"/>
         <w:numPr>
           <w:ilvl w:val="0"/>
-          <w:numId w:val="1"/>
+          <w:numId w:val="2"/>
         </w:numPr>
         <w:spacing w:before="0" w:after="20"/>
         <w:rPr/>
@@ -1886,7 +1831,7 @@
         <w:pStyle w:val="ListParagraph"/>
         <w:numPr>
           <w:ilvl w:val="0"/>
-          <w:numId w:val="1"/>
+          <w:numId w:val="2"/>
         </w:numPr>
         <w:spacing w:before="0" w:after="20"/>
         <w:rPr/>
@@ -2503,15 +2448,6 @@
         </w:rPr>
         <w:t>Add more rows to this table as needed — this is a starting point, not a limit.</w:t>
       </w:r>
-    </w:p>
-    <w:p>
-      <w:pPr>
-        <w:pStyle w:val="Normal"/>
-        <w:rPr/>
-      </w:pPr>
-      <w:r>
-        <w:rPr/>
-      </w:r>
       <w:r>
         <w:br w:type="page"/>
       </w:r>
@@ -2579,14 +2515,14 @@
         <w:pStyle w:val="ListParagraph"/>
         <w:numPr>
           <w:ilvl w:val="0"/>
-          <w:numId w:val="1"/>
+          <w:numId w:val="2"/>
         </w:numPr>
         <w:spacing w:before="0" w:after="20"/>
         <w:rPr/>
       </w:pPr>
       <w:r>
         <w:rPr/>
-        <w:t xml:space="preserve">Tolerances and fits (limit dimensions, plus/minus tolerances, fit classes) are applied appropriately and stated unambiguously.</w:t>
+        <w:t>Tolerances and fits (limit dimensions, plus/minus tolerances, fit classes) are applied appropriately and stated unambiguously.</w:t>
       </w:r>
     </w:p>
     <w:p>
@@ -2594,7 +2530,7 @@
         <w:pStyle w:val="ListParagraph"/>
         <w:numPr>
           <w:ilvl w:val="0"/>
-          <w:numId w:val="1"/>
+          <w:numId w:val="2"/>
         </w:numPr>
         <w:spacing w:before="0" w:after="20"/>
         <w:rPr/>
@@ -2609,7 +2545,7 @@
         <w:pStyle w:val="ListParagraph"/>
         <w:numPr>
           <w:ilvl w:val="0"/>
-          <w:numId w:val="1"/>
+          <w:numId w:val="2"/>
         </w:numPr>
         <w:spacing w:before="0" w:after="20"/>
         <w:rPr/>
@@ -2624,7 +2560,7 @@
         <w:pStyle w:val="ListParagraph"/>
         <w:numPr>
           <w:ilvl w:val="0"/>
-          <w:numId w:val="1"/>
+          <w:numId w:val="2"/>
         </w:numPr>
         <w:spacing w:before="0" w:after="20"/>
         <w:rPr/>
@@ -2639,7 +2575,7 @@
         <w:pStyle w:val="ListParagraph"/>
         <w:numPr>
           <w:ilvl w:val="0"/>
-          <w:numId w:val="1"/>
+          <w:numId w:val="2"/>
         </w:numPr>
         <w:spacing w:before="0" w:after="20"/>
         <w:rPr/>
@@ -3336,7 +3272,7 @@
         <w:iCs/>
         <w:color w:val="595959"/>
       </w:rPr>
-      <w:t>8</w:t>
+      <w:t>4</w:t>
     </w:r>
     <w:r>
       <w:rPr>
@@ -3384,7 +3320,7 @@
         <w:iCs/>
         <w:color w:val="595959"/>
       </w:rPr>
-      <w:t>8</w:t>
+      <w:t>7</w:t>
     </w:r>
     <w:r>
       <w:rPr>
@@ -3444,7 +3380,7 @@
         <w:iCs/>
         <w:color w:val="595959"/>
       </w:rPr>
-      <w:t>8</w:t>
+      <w:t>4</w:t>
     </w:r>
     <w:r>
       <w:rPr>
@@ -3492,7 +3428,7 @@
         <w:iCs/>
         <w:color w:val="595959"/>
       </w:rPr>
-      <w:t>8</w:t>
+      <w:t>7</w:t>
     </w:r>
     <w:r>
       <w:rPr>
@@ -3589,6 +3525,7 @@
         </w:tabs>
         <w:ind w:start="1080" w:hanging="360"/>
       </w:pPr>
+      <w:rPr/>
     </w:lvl>
     <w:lvl w:ilvl="2">
       <w:start w:val="1"/>
@@ -3601,6 +3538,7 @@
         </w:tabs>
         <w:ind w:start="1440" w:hanging="360"/>
       </w:pPr>
+      <w:rPr/>
     </w:lvl>
     <w:lvl w:ilvl="3">
       <w:start w:val="1"/>
@@ -3613,6 +3551,7 @@
         </w:tabs>
         <w:ind w:start="1800" w:hanging="360"/>
       </w:pPr>
+      <w:rPr/>
     </w:lvl>
     <w:lvl w:ilvl="4">
       <w:start w:val="1"/>
@@ -3625,6 +3564,7 @@
         </w:tabs>
         <w:ind w:start="2160" w:hanging="360"/>
       </w:pPr>
+      <w:rPr/>
     </w:lvl>
     <w:lvl w:ilvl="5">
       <w:start w:val="1"/>
@@ -3637,6 +3577,7 @@
         </w:tabs>
         <w:ind w:start="2520" w:hanging="360"/>
       </w:pPr>
+      <w:rPr/>
     </w:lvl>
     <w:lvl w:ilvl="6">
       <w:start w:val="1"/>
@@ -3649,6 +3590,7 @@
         </w:tabs>
         <w:ind w:start="2880" w:hanging="360"/>
       </w:pPr>
+      <w:rPr/>
     </w:lvl>
     <w:lvl w:ilvl="7">
       <w:start w:val="1"/>
@@ -3661,6 +3603,7 @@
         </w:tabs>
         <w:ind w:start="3240" w:hanging="360"/>
       </w:pPr>
+      <w:rPr/>
     </w:lvl>
     <w:lvl w:ilvl="8">
       <w:start w:val="1"/>
@@ -3673,9 +3616,131 @@
         </w:tabs>
         <w:ind w:start="3600" w:hanging="360"/>
       </w:pPr>
+      <w:rPr/>
     </w:lvl>
   </w:abstractNum>
   <w:abstractNum w:abstractNumId="2">
+    <w:lvl w:ilvl="0">
+      <w:start w:val="1"/>
+      <w:numFmt w:val="bullet"/>
+      <w:lvlText w:val=""/>
+      <w:lvlJc w:val="start"/>
+      <w:pPr>
+        <w:tabs>
+          <w:tab w:val="num" w:pos="0"/>
+        </w:tabs>
+        <w:ind w:start="360" w:hanging="260"/>
+      </w:pPr>
+      <w:rPr>
+        <w:rFonts w:ascii="Symbol" w:hAnsi="Symbol" w:cs="Symbol" w:hint="default"/>
+      </w:rPr>
+    </w:lvl>
+    <w:lvl w:ilvl="1">
+      <w:start w:val="1"/>
+      <w:numFmt w:val="decimal"/>
+      <w:lvlText w:val="%2."/>
+      <w:lvlJc w:val="start"/>
+      <w:pPr>
+        <w:tabs>
+          <w:tab w:val="num" w:pos="1080"/>
+        </w:tabs>
+        <w:ind w:start="1080" w:hanging="360"/>
+      </w:pPr>
+      <w:rPr/>
+    </w:lvl>
+    <w:lvl w:ilvl="2">
+      <w:start w:val="1"/>
+      <w:numFmt w:val="decimal"/>
+      <w:lvlText w:val="%3."/>
+      <w:lvlJc w:val="start"/>
+      <w:pPr>
+        <w:tabs>
+          <w:tab w:val="num" w:pos="1440"/>
+        </w:tabs>
+        <w:ind w:start="1440" w:hanging="360"/>
+      </w:pPr>
+      <w:rPr/>
+    </w:lvl>
+    <w:lvl w:ilvl="3">
+      <w:start w:val="1"/>
+      <w:numFmt w:val="decimal"/>
+      <w:lvlText w:val="%4."/>
+      <w:lvlJc w:val="start"/>
+      <w:pPr>
+        <w:tabs>
+          <w:tab w:val="num" w:pos="1800"/>
+        </w:tabs>
+        <w:ind w:start="1800" w:hanging="360"/>
+      </w:pPr>
+      <w:rPr/>
+    </w:lvl>
+    <w:lvl w:ilvl="4">
+      <w:start w:val="1"/>
+      <w:numFmt w:val="decimal"/>
+      <w:lvlText w:val="%5."/>
+      <w:lvlJc w:val="start"/>
+      <w:pPr>
+        <w:tabs>
+          <w:tab w:val="num" w:pos="2160"/>
+        </w:tabs>
+        <w:ind w:start="2160" w:hanging="360"/>
+      </w:pPr>
+      <w:rPr/>
+    </w:lvl>
+    <w:lvl w:ilvl="5">
+      <w:start w:val="1"/>
+      <w:numFmt w:val="decimal"/>
+      <w:lvlText w:val="%6."/>
+      <w:lvlJc w:val="start"/>
+      <w:pPr>
+        <w:tabs>
+          <w:tab w:val="num" w:pos="2520"/>
+        </w:tabs>
+        <w:ind w:start="2520" w:hanging="360"/>
+      </w:pPr>
+      <w:rPr/>
+    </w:lvl>
+    <w:lvl w:ilvl="6">
+      <w:start w:val="1"/>
+      <w:numFmt w:val="decimal"/>
+      <w:lvlText w:val="%7."/>
+      <w:lvlJc w:val="start"/>
+      <w:pPr>
+        <w:tabs>
+          <w:tab w:val="num" w:pos="2880"/>
+        </w:tabs>
+        <w:ind w:start="2880" w:hanging="360"/>
+      </w:pPr>
+      <w:rPr/>
+    </w:lvl>
+    <w:lvl w:ilvl="7">
+      <w:start w:val="1"/>
+      <w:numFmt w:val="decimal"/>
+      <w:lvlText w:val="%8."/>
+      <w:lvlJc w:val="start"/>
+      <w:pPr>
+        <w:tabs>
+          <w:tab w:val="num" w:pos="3240"/>
+        </w:tabs>
+        <w:ind w:start="3240" w:hanging="360"/>
+      </w:pPr>
+      <w:rPr/>
+    </w:lvl>
+    <w:lvl w:ilvl="8">
+      <w:start w:val="1"/>
+      <w:numFmt w:val="decimal"/>
+      <w:lvlText w:val="%9."/>
+      <w:lvlJc w:val="start"/>
+      <w:pPr>
+        <w:tabs>
+          <w:tab w:val="num" w:pos="3600"/>
+        </w:tabs>
+        <w:ind w:start="3600" w:hanging="360"/>
+      </w:pPr>
+      <w:rPr/>
+    </w:lvl>
+  </w:abstractNum>
+  <w:abstractNum w:abstractNumId="3">
     <w:lvl w:ilvl="0">
       <w:start w:val="1"/>
       <w:numFmt w:val="none"/>
@@ -3801,7 +3866,10 @@
     <w:abstractNumId w:val="2"/>
   </w:num>
   <w:num w:numId="3">
-    <w:abstractNumId w:val="1"/>
+    <w:abstractNumId w:val="3"/>
+  </w:num>
+  <w:num w:numId="4">
+    <w:abstractNumId w:val="2"/>
     <w:lvlOverride w:ilvl="0">
       <w:startOverride w:val="1"/>
     </w:lvlOverride>
@@ -3831,6 +3899,7 @@
     <w:qFormat/>
     <w:pPr>
       <w:widowControl/>
+      <w:suppressAutoHyphens w:val="true"/>
       <w:bidi w:val="0"/>
       <w:spacing w:before="0" w:after="0"/>
       <w:jc w:val="start"/>
@@ -3915,11 +3984,18 @@
       <w:u w:val="single"/>
     </w:rPr>
   </w:style>
-  <w:style w:type="character" w:styleId="FootnoteCharacters">
-    <w:name w:val="Footnote Characters"/>
+  <w:style w:type="character" w:styleId="FootnoteCharactersuser">
+    <w:name w:val="Footnote Characters (user)"/>
     <w:uiPriority w:val="99"/>
     <w:semiHidden/>
     <w:unhideWhenUsed/>
+    <w:qFormat/>
+    <w:rPr>
+      <w:vertAlign w:val="superscript"/>
+    </w:rPr>
+  </w:style>
+  <w:style w:type="character" w:styleId="FootnoteCharacters">
+    <w:name w:val="Footnote Characters"/>
     <w:qFormat/>
     <w:rPr>
       <w:vertAlign w:val="superscript"/>
@@ -3943,11 +4019,18 @@
       <w:szCs w:val="20"/>
     </w:rPr>
   </w:style>
-  <w:style w:type="character" w:styleId="EndnoteCharacters">
-    <w:name w:val="Endnote Characters"/>
+  <w:style w:type="character" w:styleId="EndnoteCharactersuser">
+    <w:name w:val="Endnote Characters (user)"/>
     <w:uiPriority w:val="99"/>
     <w:semiHidden/>
     <w:unhideWhenUsed/>
+    <w:qFormat/>
+    <w:rPr>
+      <w:vertAlign w:val="superscript"/>
+    </w:rPr>
+  </w:style>
+  <w:style w:type="character" w:styleId="EndnoteCharacters">
+    <w:name w:val="Endnote Characters"/>
     <w:qFormat/>
     <w:rPr>
       <w:vertAlign w:val="superscript"/>
@@ -4044,6 +4127,7 @@
     <w:qFormat/>
     <w:pPr>
       <w:widowControl/>
+      <w:suppressAutoHyphens w:val="true"/>
       <w:bidi w:val="0"/>
       <w:spacing w:before="0" w:after="0"/>
       <w:jc w:val="start"/>
@@ -4064,6 +4148,7 @@
     <w:qFormat/>
     <w:pPr>
       <w:widowControl/>
+      <w:suppressAutoHyphens w:val="true"/>
       <w:bidi w:val="0"/>
       <w:spacing w:before="0" w:after="0"/>
       <w:jc w:val="start"/>

--- a/MECH151_techDesign/designPortfolio/MECH151_Semester_Design_Portfolio_Template.docx
+++ b/MECH151_techDesign/designPortfolio/MECH151_Semester_Design_Portfolio_Template.docx
@@ -1823,7 +1823,7 @@
       </w:pPr>
       <w:r>
         <w:rPr/>
-        <w:t>DFA principles are applied — reduced part count, ease of assembly, tolerance stack-up considered.</w:t>
+        <w:t>DFA principles are applied — reduced part count and ease of assembly.</w:t>
       </w:r>
     </w:p>
     <w:p>
